--- a/public/docs/Punct_de_vedere_B528-2026.docx
+++ b/public/docs/Punct_de_vedere_B528-2026.docx
@@ -279,7 +279,7 @@
           <w:sz w:val="18"/>
           <w:szCs w:val="18"/>
         </w:rPr>
-        <w:t xml:space="preserve">Generat prin platforma civică „La Straja Legii” • Referință proiect: B528/2026 (Cod Senat 27967)</w:t>
+        <w:t xml:space="preserve">Generat prin platforma civică destrajă.ro • Referință proiect: B528/2026 (Cod Senat 27967)</w:t>
       </w:r>
     </w:p>
     <w:sectPr>

--- a/public/docs/Punct_de_vedere_B528-2026.docx
+++ b/public/docs/Punct_de_vedere_B528-2026.docx
@@ -64,7 +64,7 @@
           <w:sz w:val="22"/>
           <w:szCs w:val="22"/>
         </w:rPr>
-        <w:t xml:space="preserve">Subsemnatul(a) {{NUME_CETATEAN}}, în temeiul procedurii de consultare publică a Senatului României, formulez prezentul Punct de vedere referitor la Propunerea legislativă B528/2026 (Propunere legislativă pentru completarea Legii nr.227/2015 privind Codul fiscal).</w:t>
+        <w:t xml:space="preserve">Subsemnatul(a) ……………………………………, în temeiul procedurii de consultare publică a Senatului României, formulez prezentul Punct de vedere referitor la Propunerea legislativă B528/2026 (Propunere legislativă pentru completarea Legii nr.227/2015 privind Codul fiscal).</w:t>
       </w:r>
     </w:p>
     <w:p>
@@ -266,7 +266,7 @@
           <w:sz w:val="22"/>
           <w:szCs w:val="22"/>
         </w:rPr>
-        <w:t xml:space="preserve">Cetățean / Contribuabil / Reprezentant al Societății Civile</w:t>
+        <w:t xml:space="preserve">Nume și prenume: ……………………………………</w:t>
       </w:r>
     </w:p>
     <w:p>

--- a/public/docs/Punct_de_vedere_B528-2026.docx
+++ b/public/docs/Punct_de_vedere_B528-2026.docx
@@ -80,7 +80,7 @@
           <w:sz w:val="24"/>
           <w:szCs w:val="24"/>
         </w:rPr>
-        <w:t xml:space="preserve">I. Sinteză Executivă (Scor Risc AI — Gemini + Claude + ChatGPT: 2.4/10)</w:t>
+        <w:t xml:space="preserve">I. Sinteză Executivă</w:t>
       </w:r>
     </w:p>
     <w:p>
@@ -279,7 +279,7 @@
           <w:sz w:val="18"/>
           <w:szCs w:val="18"/>
         </w:rPr>
-        <w:t xml:space="preserve">Generat prin platforma civică destrajă.ro • Referință proiect: B528/2026 (Cod Senat 27967)</w:t>
+        <w:t xml:space="preserve">Pregătit cu destrajă.ro, pe baza analizei a trei modele AI • Referință proiect: B528/2026 (Cod Senat 27967)</w:t>
       </w:r>
     </w:p>
     <w:sectPr>
